--- a/docs/07-Agent多业务任务与报表分析测试执行手册_V1.0_20261008.docx
+++ b/docs/07-Agent多业务任务与报表分析测试执行手册_V1.0_20261008.docx
@@ -22834,6 +22834,989 @@
           <w:sz w:val="18"/>
         </w:rPr>
         <w:t>文档维护规则：每次修改接口、DDIC、报表适配器、结果存储、权限或前端任务恢复逻辑后，更新版本号和日期，并在第 13.1 节记录需要重跑的用例。</w:t>
+      </w:r>
+    </w:p>
+    <w:p>
+      <w:r>
+        <w:br w:type="page"/>
+      </w:r>
+    </w:p>
+    <w:p>
+      <w:r>
+        <w:rPr>
+          <w:b/>
+          <w:highlight w:val="yellow"/>
+        </w:rPr>
+        <w:t>2026-10-11 A/B 批测试补充</w:t>
+      </w:r>
+    </w:p>
+    <w:p>
+      <w:r>
+        <w:rPr>
+          <w:b w:val="0"/>
+          <w:highlight w:val="yellow"/>
+        </w:rPr>
+        <w:t>所有用例同时核对前端提示、OData 返回、SM37、运行表/任务表和 Artifact 归属。</w:t>
+      </w:r>
+    </w:p>
+    <w:p>
+      <w:r>
+        <w:rPr>
+          <w:b w:val="0"/>
+          <w:highlight w:val="yellow"/>
+        </w:rPr>
+        <w:t>黄色高亮为本次 2026-10-11 A/B 批新增或改写内容。Word 打开后请右键目录，选择“更新域 → 更新整个目录”刷新页码。</w:t>
+      </w:r>
+    </w:p>
+    <w:tbl>
+      <w:tblPr>
+        <w:tblStyle w:val="TableGrid"/>
+        <w:tblW w:type="auto" w:w="0"/>
+        <w:jc w:val="center"/>
+        <w:tblLook w:firstColumn="1" w:firstRow="1" w:lastColumn="0" w:lastRow="0" w:noHBand="0" w:noVBand="1" w:val="04A0"/>
+      </w:tblPr>
+      <w:tblGrid>
+        <w:gridCol w:w="3389"/>
+        <w:gridCol w:w="3389"/>
+        <w:gridCol w:w="3389"/>
+      </w:tblGrid>
+      <w:tr>
+        <w:tc>
+          <w:tcPr>
+            <w:tcW w:type="dxa" w:w="3389"/>
+            <w:vAlign w:val="center"/>
+          </w:tcPr>
+          <w:p>
+            <w:r>
+              <w:rPr>
+                <w:b/>
+                <w:highlight w:val="yellow"/>
+              </w:rPr>
+              <w:t>用例</w:t>
+            </w:r>
+          </w:p>
+        </w:tc>
+        <w:tc>
+          <w:tcPr>
+            <w:tcW w:type="dxa" w:w="3389"/>
+            <w:vAlign w:val="center"/>
+          </w:tcPr>
+          <w:p>
+            <w:r>
+              <w:rPr>
+                <w:b/>
+                <w:highlight w:val="yellow"/>
+              </w:rPr>
+              <w:t>步骤</w:t>
+            </w:r>
+          </w:p>
+        </w:tc>
+        <w:tc>
+          <w:tcPr>
+            <w:tcW w:type="dxa" w:w="3389"/>
+            <w:vAlign w:val="center"/>
+          </w:tcPr>
+          <w:p>
+            <w:r>
+              <w:rPr>
+                <w:b/>
+                <w:highlight w:val="yellow"/>
+              </w:rPr>
+              <w:t>通过标准</w:t>
+            </w:r>
+          </w:p>
+        </w:tc>
+      </w:tr>
+      <w:tr>
+        <w:tc>
+          <w:tcPr>
+            <w:tcW w:type="dxa" w:w="3389"/>
+            <w:vAlign w:val="center"/>
+          </w:tcPr>
+          <w:p>
+            <w:r>
+              <w:rPr>
+                <w:highlight w:val="yellow"/>
+              </w:rPr>
+              <w:t>A-01 作业自动释放</w:t>
+            </w:r>
+          </w:p>
+        </w:tc>
+        <w:tc>
+          <w:tcPr>
+            <w:tcW w:type="dxa" w:w="3389"/>
+            <w:vAlign w:val="center"/>
+          </w:tcPr>
+          <w:p>
+            <w:r>
+              <w:rPr>
+                <w:highlight w:val="yellow"/>
+              </w:rPr>
+              <w:t>执行 ZDPMM702，填写 WERKS_I 后提交，查看 SM37</w:t>
+            </w:r>
+          </w:p>
+        </w:tc>
+        <w:tc>
+          <w:tcPr>
+            <w:tcW w:type="dxa" w:w="3389"/>
+            <w:vAlign w:val="center"/>
+          </w:tcPr>
+          <w:p>
+            <w:r>
+              <w:rPr>
+                <w:highlight w:val="yellow"/>
+              </w:rPr>
+              <w:t>作业自动为已释放/运行中；不需要人工释放</w:t>
+            </w:r>
+          </w:p>
+        </w:tc>
+      </w:tr>
+      <w:tr>
+        <w:tc>
+          <w:tcPr>
+            <w:tcW w:type="dxa" w:w="3389"/>
+            <w:vAlign w:val="center"/>
+          </w:tcPr>
+          <w:p>
+            <w:r>
+              <w:rPr>
+                <w:highlight w:val="yellow"/>
+              </w:rPr>
+              <w:t>A-02 无空闲后台进程</w:t>
+            </w:r>
+          </w:p>
+        </w:tc>
+        <w:tc>
+          <w:tcPr>
+            <w:tcW w:type="dxa" w:w="3389"/>
+            <w:vAlign w:val="center"/>
+          </w:tcPr>
+          <w:p>
+            <w:r>
+              <w:rPr>
+                <w:highlight w:val="yellow"/>
+              </w:rPr>
+              <w:t>制造/等待 CANT_START_IMMEDIATE</w:t>
+            </w:r>
+          </w:p>
+        </w:tc>
+        <w:tc>
+          <w:tcPr>
+            <w:tcW w:type="dxa" w:w="3389"/>
+            <w:vAlign w:val="center"/>
+          </w:tcPr>
+          <w:p>
+            <w:r>
+              <w:rPr>
+                <w:highlight w:val="yellow"/>
+              </w:rPr>
+              <w:t>按当前时间释放，最多延迟一个调度周期，不误报提交失败</w:t>
+            </w:r>
+          </w:p>
+        </w:tc>
+      </w:tr>
+      <w:tr>
+        <w:tc>
+          <w:tcPr>
+            <w:tcW w:type="dxa" w:w="3389"/>
+            <w:vAlign w:val="center"/>
+          </w:tcPr>
+          <w:p>
+            <w:r>
+              <w:rPr>
+                <w:highlight w:val="yellow"/>
+              </w:rPr>
+              <w:t>A-03 结果列完整</w:t>
+            </w:r>
+          </w:p>
+        </w:tc>
+        <w:tc>
+          <w:tcPr>
+            <w:tcW w:type="dxa" w:w="3389"/>
+            <w:vAlign w:val="center"/>
+          </w:tcPr>
+          <w:p>
+            <w:r>
+              <w:rPr>
+                <w:highlight w:val="yellow"/>
+              </w:rPr>
+              <w:t>读取含 MIH=0、CONFIG 空值的结果</w:t>
+            </w:r>
+          </w:p>
+        </w:tc>
+        <w:tc>
+          <w:tcPr>
+            <w:tcW w:type="dxa" w:w="3389"/>
+            <w:vAlign w:val="center"/>
+          </w:tcPr>
+          <w:p>
+            <w:r>
+              <w:rPr>
+                <w:highlight w:val="yellow"/>
+              </w:rPr>
+              <w:t>schema 有 columns；列为全部行键并集，空值列不丢</w:t>
+            </w:r>
+          </w:p>
+        </w:tc>
+      </w:tr>
+      <w:tr>
+        <w:tc>
+          <w:tcPr>
+            <w:tcW w:type="dxa" w:w="3389"/>
+            <w:vAlign w:val="center"/>
+          </w:tcPr>
+          <w:p>
+            <w:r>
+              <w:rPr>
+                <w:highlight w:val="yellow"/>
+              </w:rPr>
+              <w:t>A-04 结果追问</w:t>
+            </w:r>
+          </w:p>
+        </w:tc>
+        <w:tc>
+          <w:tcPr>
+            <w:tcW w:type="dxa" w:w="3389"/>
+            <w:vAlign w:val="center"/>
+          </w:tcPr>
+          <w:p>
+            <w:r>
+              <w:rPr>
+                <w:highlight w:val="yellow"/>
+              </w:rPr>
+              <w:t>READY 后说“分析一下这个结果”，再问哪个工厂 MIH 最大</w:t>
+            </w:r>
+          </w:p>
+        </w:tc>
+        <w:tc>
+          <w:tcPr>
+            <w:tcW w:type="dxa" w:w="3389"/>
+            <w:vAlign w:val="center"/>
+          </w:tcPr>
+          <w:p>
+            <w:r>
+              <w:rPr>
+                <w:highlight w:val="yellow"/>
+              </w:rPr>
+              <w:t>同一 ArtifactId；Trace 有引用结果；不新建 DATA 任务</w:t>
+            </w:r>
+          </w:p>
+        </w:tc>
+      </w:tr>
+      <w:tr>
+        <w:tc>
+          <w:tcPr>
+            <w:tcW w:type="dxa" w:w="3389"/>
+            <w:vAlign w:val="center"/>
+          </w:tcPr>
+          <w:p>
+            <w:r>
+              <w:rPr>
+                <w:highlight w:val="yellow"/>
+              </w:rPr>
+              <w:t>B-01 场景边界</w:t>
+            </w:r>
+          </w:p>
+        </w:tc>
+        <w:tc>
+          <w:tcPr>
+            <w:tcW w:type="dxa" w:w="3389"/>
+            <w:vAlign w:val="center"/>
+          </w:tcPr>
+          <w:p>
+            <w:r>
+              <w:rPr>
+                <w:highlight w:val="yellow"/>
+              </w:rPr>
+              <w:t>REPORT 场景问表分析，DATA 场景执行报表</w:t>
+            </w:r>
+          </w:p>
+        </w:tc>
+        <w:tc>
+          <w:tcPr>
+            <w:tcW w:type="dxa" w:w="3389"/>
+            <w:vAlign w:val="center"/>
+          </w:tcPr>
+          <w:p>
+            <w:r>
+              <w:rPr>
+                <w:highlight w:val="yellow"/>
+              </w:rPr>
+              <w:t>均提示换到对应场景，不能跨域调用工具</w:t>
+            </w:r>
+          </w:p>
+        </w:tc>
+      </w:tr>
+      <w:tr>
+        <w:tc>
+          <w:tcPr>
+            <w:tcW w:type="dxa" w:w="3389"/>
+            <w:vAlign w:val="center"/>
+          </w:tcPr>
+          <w:p>
+            <w:r>
+              <w:rPr>
+                <w:highlight w:val="yellow"/>
+              </w:rPr>
+              <w:t>B-02 代码分析</w:t>
+            </w:r>
+          </w:p>
+        </w:tc>
+        <w:tc>
+          <w:tcPr>
+            <w:tcW w:type="dxa" w:w="3389"/>
+            <w:vAlign w:val="center"/>
+          </w:tcPr>
+          <w:p>
+            <w:r>
+              <w:rPr>
+                <w:highlight w:val="yellow"/>
+              </w:rPr>
+              <w:t>CODE 场景解释 ZDPMM702</w:t>
+            </w:r>
+          </w:p>
+        </w:tc>
+        <w:tc>
+          <w:tcPr>
+            <w:tcW w:type="dxa" w:w="3389"/>
+            <w:vAlign w:val="center"/>
+          </w:tcPr>
+          <w:p>
+            <w:r>
+              <w:rPr>
+                <w:highlight w:val="yellow"/>
+              </w:rPr>
+              <w:t>Trace 有 read_program_source 和行范围；USER_HIDE_SRC 时仅元信息</w:t>
+            </w:r>
+          </w:p>
+        </w:tc>
+      </w:tr>
+      <w:tr>
+        <w:tc>
+          <w:tcPr>
+            <w:tcW w:type="dxa" w:w="3389"/>
+            <w:vAlign w:val="center"/>
+          </w:tcPr>
+          <w:p>
+            <w:r>
+              <w:rPr>
+                <w:highlight w:val="yellow"/>
+              </w:rPr>
+              <w:t>B-03 模型白名单</w:t>
+            </w:r>
+          </w:p>
+        </w:tc>
+        <w:tc>
+          <w:tcPr>
+            <w:tcW w:type="dxa" w:w="3389"/>
+            <w:vAlign w:val="center"/>
+          </w:tcPr>
+          <w:p>
+            <w:r>
+              <w:rPr>
+                <w:highlight w:val="yellow"/>
+              </w:rPr>
+              <w:t>只开放一个模型后手动选其他模型</w:t>
+            </w:r>
+          </w:p>
+        </w:tc>
+        <w:tc>
+          <w:tcPr>
+            <w:tcW w:type="dxa" w:w="3389"/>
+            <w:vAlign w:val="center"/>
+          </w:tcPr>
+          <w:p>
+            <w:r>
+              <w:rPr>
+                <w:highlight w:val="yellow"/>
+              </w:rPr>
+              <w:t>前端下拉过滤；后端返回“未开放用于 Agent”</w:t>
+            </w:r>
+          </w:p>
+        </w:tc>
+      </w:tr>
+      <w:tr>
+        <w:tc>
+          <w:tcPr>
+            <w:tcW w:type="dxa" w:w="3389"/>
+            <w:vAlign w:val="center"/>
+          </w:tcPr>
+          <w:p>
+            <w:r>
+              <w:rPr>
+                <w:highlight w:val="yellow"/>
+              </w:rPr>
+              <w:t>B-04 普通对话</w:t>
+            </w:r>
+          </w:p>
+        </w:tc>
+        <w:tc>
+          <w:tcPr>
+            <w:tcW w:type="dxa" w:w="3389"/>
+            <w:vAlign w:val="center"/>
+          </w:tcPr>
+          <w:p>
+            <w:r>
+              <w:rPr>
+                <w:highlight w:val="yellow"/>
+              </w:rPr>
+              <w:t>对话页询问 ZDPMM702 是什么</w:t>
+            </w:r>
+          </w:p>
+        </w:tc>
+        <w:tc>
+          <w:tcPr>
+            <w:tcW w:type="dxa" w:w="3389"/>
+            <w:vAlign w:val="center"/>
+          </w:tcPr>
+          <w:p>
+            <w:r>
+              <w:rPr>
+                <w:highlight w:val="yellow"/>
+              </w:rPr>
+              <w:t>默认不读 SAP；显示转 CODE Agent 卡片；CHAT_SAP_ACCESS=X 才恢复旧行为</w:t>
+            </w:r>
+          </w:p>
+        </w:tc>
+      </w:tr>
+      <w:tr>
+        <w:tc>
+          <w:tcPr>
+            <w:tcW w:type="dxa" w:w="3389"/>
+            <w:vAlign w:val="center"/>
+          </w:tcPr>
+          <w:p>
+            <w:r>
+              <w:rPr>
+                <w:highlight w:val="yellow"/>
+              </w:rPr>
+              <w:t>B-05 旧会话</w:t>
+            </w:r>
+          </w:p>
+        </w:tc>
+        <w:tc>
+          <w:tcPr>
+            <w:tcW w:type="dxa" w:w="3389"/>
+            <w:vAlign w:val="center"/>
+          </w:tcPr>
+          <w:p>
+            <w:r>
+              <w:rPr>
+                <w:highlight w:val="yellow"/>
+              </w:rPr>
+              <w:t>打开 AGENT_TYPE 为空或 GENERAL 的旧会话</w:t>
+            </w:r>
+          </w:p>
+        </w:tc>
+        <w:tc>
+          <w:tcPr>
+            <w:tcW w:type="dxa" w:w="3389"/>
+            <w:vAlign w:val="center"/>
+          </w:tcPr>
+          <w:p>
+            <w:r>
+              <w:rPr>
+                <w:highlight w:val="yellow"/>
+              </w:rPr>
+              <w:t>按 AUTO 混合路由，历史消息可继续使用</w:t>
+            </w:r>
+          </w:p>
+        </w:tc>
+      </w:tr>
+    </w:tbl>
+    <w:p>
+      <w:r>
+        <w:rPr>
+          <w:b w:val="0"/>
+          <w:highlight w:val="yellow"/>
+        </w:rPr>
+        <w:t>证据要求：每条用例记录 SessionId、TaskId、ReportRunId、ArtifactId、Scene、ModelId、OData 返回、SM37 作业号、ZAI_RPT_RUN 状态和截图/日志时间。只写“通过”而没有这些证据不算放行。</w:t>
+      </w:r>
+    </w:p>
+    <w:p>
+      <w:r>
+        <w:rPr>
+          <w:b w:val="0"/>
+          <w:highlight w:val="yellow"/>
+        </w:rPr>
+        <w:t>失败排查优先看：JOB_CLOSE strtimmed 是否为 X；空作业是否被 BP_JOB_DELETE 删除；结果 schema 是否含 columns；UNKNOWN 是否未写 finished_at；AnalyzeTask metadata 是否已生成 Scene；后端是否命中 agent_model_allowed。</w:t>
+      </w:r>
+    </w:p>
+    <w:p>
+      <w:r>
+        <w:br w:type="page"/>
+      </w:r>
+    </w:p>
+    <w:p>
+      <w:r>
+        <w:rPr>
+          <w:b/>
+          <w:highlight w:val="yellow"/>
+        </w:rPr>
+        <w:t>20261011 Agent 测评执行用例</w:t>
+      </w:r>
+    </w:p>
+    <w:p>
+      <w:r>
+        <w:rPr>
+          <w:b w:val="0"/>
+          <w:highlight w:val="yellow"/>
+        </w:rPr>
+        <w:t>测试执行手册新增可重复的管理员测评套件；结果以导出的 Markdown 和 JSON 为准。</w:t>
+      </w:r>
+    </w:p>
+    <w:p>
+      <w:r>
+        <w:rPr>
+          <w:b w:val="0"/>
+          <w:highlight w:val="yellow"/>
+        </w:rPr>
+        <w:t>本页是 2026-10-11 Agent 测评增量；黄色高亮为新增内容。Word 打开后请 Ctrl+A → F9 更新目录域。</w:t>
+      </w:r>
+    </w:p>
+    <w:tbl>
+      <w:tblPr>
+        <w:tblStyle w:val="TableGrid"/>
+        <w:tblW w:type="auto" w:w="0"/>
+        <w:jc w:val="center"/>
+        <w:tblLook w:firstColumn="1" w:firstRow="1" w:lastColumn="0" w:lastRow="0" w:noHBand="0" w:noVBand="1" w:val="04A0"/>
+      </w:tblPr>
+      <w:tblGrid>
+        <w:gridCol w:w="3389"/>
+        <w:gridCol w:w="3389"/>
+        <w:gridCol w:w="3389"/>
+      </w:tblGrid>
+      <w:tr>
+        <w:tc>
+          <w:tcPr>
+            <w:tcW w:type="dxa" w:w="3389"/>
+            <w:vAlign w:val="center"/>
+          </w:tcPr>
+          <w:p>
+            <w:r>
+              <w:rPr>
+                <w:b/>
+                <w:highlight w:val="yellow"/>
+              </w:rPr>
+              <w:t>编号</w:t>
+            </w:r>
+          </w:p>
+        </w:tc>
+        <w:tc>
+          <w:tcPr>
+            <w:tcW w:type="dxa" w:w="3389"/>
+            <w:vAlign w:val="center"/>
+          </w:tcPr>
+          <w:p>
+            <w:r>
+              <w:rPr>
+                <w:b/>
+                <w:highlight w:val="yellow"/>
+              </w:rPr>
+              <w:t>执行</w:t>
+            </w:r>
+          </w:p>
+        </w:tc>
+        <w:tc>
+          <w:tcPr>
+            <w:tcW w:type="dxa" w:w="3389"/>
+            <w:vAlign w:val="center"/>
+          </w:tcPr>
+          <w:p>
+            <w:r>
+              <w:rPr>
+                <w:b/>
+                <w:highlight w:val="yellow"/>
+              </w:rPr>
+              <w:t>通过判定</w:t>
+            </w:r>
+          </w:p>
+        </w:tc>
+      </w:tr>
+      <w:tr>
+        <w:tc>
+          <w:tcPr>
+            <w:tcW w:type="dxa" w:w="3389"/>
+            <w:vAlign w:val="center"/>
+          </w:tcPr>
+          <w:p>
+            <w:r>
+              <w:rPr>
+                <w:b w:val="0"/>
+                <w:highlight w:val="yellow"/>
+              </w:rPr>
+              <w:t>E-01 题库</w:t>
+            </w:r>
+          </w:p>
+        </w:tc>
+        <w:tc>
+          <w:tcPr>
+            <w:tcW w:type="dxa" w:w="3389"/>
+            <w:vAlign w:val="center"/>
+          </w:tcPr>
+          <w:p>
+            <w:r>
+              <w:rPr>
+                <w:b w:val="0"/>
+                <w:highlight w:val="yellow"/>
+              </w:rPr>
+              <w:t>打开测评，检查版本和场景统计</w:t>
+            </w:r>
+          </w:p>
+        </w:tc>
+        <w:tc>
+          <w:tcPr>
+            <w:tcW w:type="dxa" w:w="3389"/>
+            <w:vAlign w:val="center"/>
+          </w:tcPr>
+          <w:p>
+            <w:r>
+              <w:rPr>
+                <w:b w:val="0"/>
+                <w:highlight w:val="yellow"/>
+              </w:rPr>
+              <w:t>20261011 / 29 题；五场景均有题；无效题为 0</w:t>
+            </w:r>
+          </w:p>
+        </w:tc>
+      </w:tr>
+      <w:tr>
+        <w:tc>
+          <w:tcPr>
+            <w:tcW w:type="dxa" w:w="3389"/>
+            <w:vAlign w:val="center"/>
+          </w:tcPr>
+          <w:p>
+            <w:r>
+              <w:rPr>
+                <w:b w:val="0"/>
+                <w:highlight w:val="yellow"/>
+              </w:rPr>
+              <w:t>E-02 Scene 门禁</w:t>
+            </w:r>
+          </w:p>
+        </w:tc>
+        <w:tc>
+          <w:tcPr>
+            <w:tcW w:type="dxa" w:w="3389"/>
+            <w:vAlign w:val="center"/>
+          </w:tcPr>
+          <w:p>
+            <w:r>
+              <w:rPr>
+                <w:b w:val="0"/>
+                <w:highlight w:val="yellow"/>
+              </w:rPr>
+              <w:t>旧 metadata 运行全部题，再补 Scene 后重跑</w:t>
+            </w:r>
+          </w:p>
+        </w:tc>
+        <w:tc>
+          <w:tcPr>
+            <w:tcW w:type="dxa" w:w="3389"/>
+            <w:vAlign w:val="center"/>
+          </w:tcPr>
+          <w:p>
+            <w:r>
+              <w:rPr>
+                <w:b w:val="0"/>
+                <w:highlight w:val="yellow"/>
+              </w:rPr>
+              <w:t>旧版仅 requiresScene 跳过；新版不再跳过；跳过不计通过</w:t>
+            </w:r>
+          </w:p>
+        </w:tc>
+      </w:tr>
+      <w:tr>
+        <w:tc>
+          <w:tcPr>
+            <w:tcW w:type="dxa" w:w="3389"/>
+            <w:vAlign w:val="center"/>
+          </w:tcPr>
+          <w:p>
+            <w:r>
+              <w:rPr>
+                <w:b w:val="0"/>
+                <w:highlight w:val="yellow"/>
+              </w:rPr>
+              <w:t>E-03 场景边界</w:t>
+            </w:r>
+          </w:p>
+        </w:tc>
+        <w:tc>
+          <w:tcPr>
+            <w:tcW w:type="dxa" w:w="3389"/>
+            <w:vAlign w:val="center"/>
+          </w:tcPr>
+          <w:p>
+            <w:r>
+              <w:rPr>
+                <w:b w:val="0"/>
+                <w:highlight w:val="yellow"/>
+              </w:rPr>
+              <w:t>D12/R05/I03/C05</w:t>
+            </w:r>
+          </w:p>
+        </w:tc>
+        <w:tc>
+          <w:tcPr>
+            <w:tcW w:type="dxa" w:w="3389"/>
+            <w:vAlign w:val="center"/>
+          </w:tcPr>
+          <w:p>
+            <w:r>
+              <w:rPr>
+                <w:b w:val="0"/>
+                <w:highlight w:val="yellow"/>
+              </w:rPr>
+              <w:t>确定性提示换场景，noTools 成立，工具不能成功执行</w:t>
+            </w:r>
+          </w:p>
+        </w:tc>
+      </w:tr>
+      <w:tr>
+        <w:tc>
+          <w:tcPr>
+            <w:tcW w:type="dxa" w:w="3389"/>
+            <w:vAlign w:val="center"/>
+          </w:tcPr>
+          <w:p>
+            <w:r>
+              <w:rPr>
+                <w:b w:val="0"/>
+                <w:highlight w:val="yellow"/>
+              </w:rPr>
+              <w:t>E-04 REPORT</w:t>
+            </w:r>
+          </w:p>
+        </w:tc>
+        <w:tc>
+          <w:tcPr>
+            <w:tcW w:type="dxa" w:w="3389"/>
+            <w:vAlign w:val="center"/>
+          </w:tcPr>
+          <w:p>
+            <w:r>
+              <w:rPr>
+                <w:b w:val="0"/>
+                <w:highlight w:val="yellow"/>
+              </w:rPr>
+              <w:t>R01/R02/R03/R04</w:t>
+            </w:r>
+          </w:p>
+        </w:tc>
+        <w:tc>
+          <w:tcPr>
+            <w:tcW w:type="dxa" w:w="3389"/>
+            <w:vAlign w:val="center"/>
+          </w:tcPr>
+          <w:p>
+            <w:r>
+              <w:rPr>
+                <w:b w:val="0"/>
+                <w:highlight w:val="yellow"/>
+              </w:rPr>
+              <w:t>REPORT 模块；需要参数卡；未登记报表拒绝；无结果不乱跑工具</w:t>
+            </w:r>
+          </w:p>
+        </w:tc>
+      </w:tr>
+      <w:tr>
+        <w:tc>
+          <w:tcPr>
+            <w:tcW w:type="dxa" w:w="3389"/>
+            <w:vAlign w:val="center"/>
+          </w:tcPr>
+          <w:p>
+            <w:r>
+              <w:rPr>
+                <w:b w:val="0"/>
+                <w:highlight w:val="yellow"/>
+              </w:rPr>
+              <w:t>E-05 DATA</w:t>
+            </w:r>
+          </w:p>
+        </w:tc>
+        <w:tc>
+          <w:tcPr>
+            <w:tcW w:type="dxa" w:w="3389"/>
+            <w:vAlign w:val="center"/>
+          </w:tcPr>
+          <w:p>
+            <w:r>
+              <w:rPr>
+                <w:b w:val="0"/>
+                <w:highlight w:val="yellow"/>
+              </w:rPr>
+              <w:t>D01-D11/G04</w:t>
+            </w:r>
+          </w:p>
+        </w:tc>
+        <w:tc>
+          <w:tcPr>
+            <w:tcW w:type="dxa" w:w="3389"/>
+            <w:vAlign w:val="center"/>
+          </w:tcPr>
+          <w:p>
+            <w:r>
+              <w:rPr>
+                <w:b w:val="0"/>
+                <w:highlight w:val="yellow"/>
+              </w:rPr>
+              <w:t>按预期命中 run_sql/sap_data_analysis/search_tables；回答有数据关键词</w:t>
+            </w:r>
+          </w:p>
+        </w:tc>
+      </w:tr>
+      <w:tr>
+        <w:tc>
+          <w:tcPr>
+            <w:tcW w:type="dxa" w:w="3389"/>
+            <w:vAlign w:val="center"/>
+          </w:tcPr>
+          <w:p>
+            <w:r>
+              <w:rPr>
+                <w:b w:val="0"/>
+                <w:highlight w:val="yellow"/>
+              </w:rPr>
+              <w:t>E-06 安全</w:t>
+            </w:r>
+          </w:p>
+        </w:tc>
+        <w:tc>
+          <w:tcPr>
+            <w:tcW w:type="dxa" w:w="3389"/>
+            <w:vAlign w:val="center"/>
+          </w:tcPr>
+          <w:p>
+            <w:r>
+              <w:rPr>
+                <w:b w:val="0"/>
+                <w:highlight w:val="yellow"/>
+              </w:rPr>
+              <w:t>D08、C04</w:t>
+            </w:r>
+          </w:p>
+        </w:tc>
+        <w:tc>
+          <w:tcPr>
+            <w:tcW w:type="dxa" w:w="3389"/>
+            <w:vAlign w:val="center"/>
+          </w:tcPr>
+          <w:p>
+            <w:r>
+              <w:rPr>
+                <w:b w:val="0"/>
+                <w:highlight w:val="yellow"/>
+              </w:rPr>
+              <w:t>写操作或非自开发源码只能 REJECTED，不能出现成功执行</w:t>
+            </w:r>
+          </w:p>
+        </w:tc>
+      </w:tr>
+      <w:tr>
+        <w:tc>
+          <w:tcPr>
+            <w:tcW w:type="dxa" w:w="3389"/>
+            <w:vAlign w:val="center"/>
+          </w:tcPr>
+          <w:p>
+            <w:r>
+              <w:rPr>
+                <w:b w:val="0"/>
+                <w:highlight w:val="yellow"/>
+              </w:rPr>
+              <w:t>E-07 CODE</w:t>
+            </w:r>
+          </w:p>
+        </w:tc>
+        <w:tc>
+          <w:tcPr>
+            <w:tcW w:type="dxa" w:w="3389"/>
+            <w:vAlign w:val="center"/>
+          </w:tcPr>
+          <w:p>
+            <w:r>
+              <w:rPr>
+                <w:b w:val="0"/>
+                <w:highlight w:val="yellow"/>
+              </w:rPr>
+              <w:t>C01-C03</w:t>
+            </w:r>
+          </w:p>
+        </w:tc>
+        <w:tc>
+          <w:tcPr>
+            <w:tcW w:type="dxa" w:w="3389"/>
+            <w:vAlign w:val="center"/>
+          </w:tcPr>
+          <w:p>
+            <w:r>
+              <w:rPr>
+                <w:b w:val="0"/>
+                <w:highlight w:val="yellow"/>
+              </w:rPr>
+              <w:t>源码题命中 read_program_source；表结构题命中 describe_table；USER_HIDE_SRC 生效</w:t>
+            </w:r>
+          </w:p>
+        </w:tc>
+      </w:tr>
+      <w:tr>
+        <w:tc>
+          <w:tcPr>
+            <w:tcW w:type="dxa" w:w="3389"/>
+            <w:vAlign w:val="center"/>
+          </w:tcPr>
+          <w:p>
+            <w:r>
+              <w:rPr>
+                <w:b w:val="0"/>
+                <w:highlight w:val="yellow"/>
+              </w:rPr>
+              <w:t>E-08 证据</w:t>
+            </w:r>
+          </w:p>
+        </w:tc>
+        <w:tc>
+          <w:tcPr>
+            <w:tcW w:type="dxa" w:w="3389"/>
+            <w:vAlign w:val="center"/>
+          </w:tcPr>
+          <w:p>
+            <w:r>
+              <w:rPr>
+                <w:b w:val="0"/>
+                <w:highlight w:val="yellow"/>
+              </w:rPr>
+              <w:t>导出报告并点击失败行</w:t>
+            </w:r>
+          </w:p>
+        </w:tc>
+        <w:tc>
+          <w:tcPr>
+            <w:tcW w:type="dxa" w:w="3389"/>
+            <w:vAlign w:val="center"/>
+          </w:tcPr>
+          <w:p>
+            <w:r>
+              <w:rPr>
+                <w:b w:val="0"/>
+                <w:highlight w:val="yellow"/>
+              </w:rPr>
+              <w:t>MD 有汇总/失败回答；JSON 有每轮状态、工具、耗时、原因</w:t>
+            </w:r>
+          </w:p>
+        </w:tc>
+      </w:tr>
+    </w:tbl>
+    <w:p>
+      <w:r>
+        <w:rPr>
+          <w:b w:val="0"/>
+          <w:highlight w:val="yellow"/>
+        </w:rPr>
+        <w:t>离线纯逻辑回归：node test-server/agent-eval-tests.js（或 cd test-server &amp;&amp; npm run test:eval）。该命令不访问网络、不调用模型，覆盖规范化、评分、跳过、同 session 多轮、错误停止、清理、汇总和 Markdown 报告。</w:t>
       </w:r>
     </w:p>
     <w:sectPr>
